--- a/por/docx/008.content.docx
+++ b/por/docx/008.content.docx
@@ -19,7 +19,7 @@
         <w:rPr>
           <w:lang w:val="pt_PT" w:bidi="pt_PT"/>
         </w:rPr>
-        <w:t>Resource: Termos Chave (SRV)</w:t>
+        <w:t>Resource: Familiarization, Internalization, Articulation (Fia) Terms</w:t>
       </w:r>
       <w:r>
         <w:rPr>
@@ -39,37 +39,80 @@
           <w:b/>
           <w:lang w:val="pt_PT" w:bidi="pt_PT"/>
         </w:rPr>
-        <w:t>Familiarization, Internalization, Articulation (FIA) Key Terms</w:t>
-      </w:r>
-      <w:r>
-        <w:rPr>
-          <w:lang w:val="pt_PT" w:bidi="pt_PT"/>
-        </w:rPr>
-        <w:t xml:space="preserve"> © 2023 SRV Partners Released under CC BY-SA 4.0 license. </w:t>
-      </w:r>
-      <w:r>
-        <w:rPr>
-          <w:lang w:val="pt_PT" w:bidi="pt_PT"/>
-        </w:rPr>
-        <w:t>Familiarization, Internalization, Articulation (FIA) Key Terms</w:t>
-      </w:r>
-      <w:r>
-        <w:rPr>
-          <w:lang w:val="pt_PT" w:bidi="pt_PT"/>
-        </w:rPr>
-        <w:t xml:space="preserve"> has been adapted in the following languages Tok Pisin, عربي, Français, हिंदी, Bahasa Indonesia, Português, Русский, Español, Kiswahili, 简体中文 from </w:t>
-      </w:r>
-      <w:r>
-        <w:rPr>
-          <w:lang w:val="pt_PT" w:bidi="pt_PT"/>
-        </w:rPr>
-        <w:t>Familiarization, Internalization, Articulation (FIA)</w:t>
-      </w:r>
-      <w:r>
-        <w:rPr>
-          <w:lang w:val="pt_PT" w:bidi="pt_PT"/>
-        </w:rPr>
-        <w:t xml:space="preserve"> © 2023 SRV Partners. Released under CC BY-SA 4.0 license by Mission Mutual</w:t>
+        <w:t>Familiarization, Internalization, Articulation (Fia) Terms</w:t>
+      </w:r>
+      <w:r>
+        <w:rPr>
+          <w:lang w:val="pt_PT" w:bidi="pt_PT"/>
+        </w:rPr>
+        <w:t xml:space="preserve"> (Portuguese) is based on: </w:t>
+      </w:r>
+      <w:r>
+        <w:rPr>
+          <w:lang w:val="pt_PT" w:bidi="pt_PT"/>
+        </w:rPr>
+        <w:t>Familiarization, Internalization, Articulation (Fia) Terms</w:t>
+      </w:r>
+      <w:r>
+        <w:rPr>
+          <w:lang w:val="pt_PT" w:bidi="pt_PT"/>
+        </w:rPr>
+        <w:t xml:space="preserve">, </w:t>
+      </w:r>
+      <w:hyperlink r:id="rId13">
+        <w:r>
+          <w:rPr>
+            <w:lang w:val="pt_PT" w:bidi="pt_PT"/>
+          </w:rPr>
+          <w:rPr>
+            <w:color w:val="0000EE"/>
+            <w:u w:val="single"/>
+          </w:rPr>
+          <w:t>SRV Partners</w:t>
+        </w:r>
+      </w:hyperlink>
+      <w:r>
+        <w:rPr>
+          <w:lang w:val="pt_PT" w:bidi="pt_PT"/>
+        </w:rPr>
+        <w:t xml:space="preserve">, 2023, which is licensed under a </w:t>
+      </w:r>
+      <w:hyperlink r:id="rId14">
+        <w:r>
+          <w:rPr>
+            <w:lang w:val="pt_PT" w:bidi="pt_PT"/>
+          </w:rPr>
+          <w:rPr>
+            <w:color w:val="0000EE"/>
+            <w:u w:val="single"/>
+          </w:rPr>
+          <w:t>CC BY-SA 4.0 license</w:t>
+        </w:r>
+      </w:hyperlink>
+      <w:r>
+        <w:rPr>
+          <w:lang w:val="pt_PT" w:bidi="pt_PT"/>
+        </w:rPr>
+        <w:t>.</w:t>
+      </w:r>
+      <w:r>
+        <w:rPr>
+          <w:lang w:val="pt_PT" w:bidi="pt_PT"/>
+        </w:rPr>
+      </w:r>
+    </w:p>
+    <w:p>
+      <w:pPr/>
+      <w:r>
+        <w:rPr>
+          <w:lang w:val="pt_PT" w:bidi="pt_PT"/>
+        </w:rPr>
+      </w:r>
+      <w:r>
+        <w:rPr>
+          <w:lang w:val="pt_PT" w:bidi="pt_PT"/>
+        </w:rPr>
+        <w:t>This PDF version is provided under the same license.</w:t>
       </w:r>
       <w:r>
         <w:rPr>
@@ -90,7 +133,7 @@
         <w:rPr>
           <w:lang w:val="pt_PT" w:bidi="pt_PT"/>
         </w:rPr>
-        <w:t>Termos Chave (SRV)</w:t>
+        <w:t>Familiarization, Internalization, Articulation (Fia) Terms</w:t>
       </w:r>
     </w:p>
     <w:p>
@@ -190,6 +233,903 @@
         <w:rPr>
           <w:lang w:val="pt_PT" w:bidi="pt_PT"/>
         </w:rPr>
+        <w:t>hades</w:t>
+      </w:r>
+      <w:r>
+        <w:rPr>
+          <w:lang w:val="pt_PT" w:bidi="pt_PT"/>
+        </w:rPr>
+      </w:r>
+    </w:p>
+    <w:p>
+      <w:pPr/>
+      <w:r>
+        <w:rPr>
+          <w:lang w:val="pt_PT" w:bidi="pt_PT"/>
+        </w:rPr>
+      </w:r>
+      <w:r>
+        <w:rPr>
+          <w:lang w:val="pt_PT" w:bidi="pt_PT"/>
+        </w:rPr>
+        <w:t xml:space="preserve">A palavra </w:t>
+      </w:r>
+      <w:r>
+        <w:rPr>
+          <w:b/>
+          <w:lang w:val="pt_PT" w:bidi="pt_PT"/>
+        </w:rPr>
+        <w:t>inferno</w:t>
+      </w:r>
+      <w:r>
+        <w:rPr>
+          <w:lang w:val="pt_PT" w:bidi="pt_PT"/>
+        </w:rPr>
+        <w:t xml:space="preserve"> é um nome para um lugar onde as pessoas ímpias serão punidas depois que elas morrerem.</w:t>
+      </w:r>
+    </w:p>
+    <w:p>
+      <w:pPr/>
+      <w:r>
+        <w:rPr>
+          <w:lang w:val="pt_PT" w:bidi="pt_PT"/>
+        </w:rPr>
+      </w:r>
+      <w:r>
+        <w:rPr>
+          <w:lang w:val="pt_PT" w:bidi="pt_PT"/>
+        </w:rPr>
+        <w:t xml:space="preserve">O que acontece com as pessoas depois que elas morrem? Podemos achar isso estranho de ouvir, mas a Bíblia não fala muito claramente sobre isso. A maioria dos cristãos diz que as pessoas que </w:t>
+      </w:r>
+      <w:hyperlink r:id="rId15">
+        <w:r>
+          <w:rPr>
+            <w:lang w:val="pt_PT" w:bidi="pt_PT"/>
+          </w:rPr>
+          <w:rPr>
+            <w:color w:val="0000EE"/>
+            <w:u w:val="single"/>
+          </w:rPr>
+          <w:t>acreditam</w:t>
+        </w:r>
+      </w:hyperlink>
+      <w:r>
+        <w:rPr>
+          <w:lang w:val="pt_PT" w:bidi="pt_PT"/>
+        </w:rPr>
+        <w:t xml:space="preserve"> em Jesus vão para o </w:t>
+      </w:r>
+      <w:hyperlink r:id="rId16">
+        <w:r>
+          <w:rPr>
+            <w:lang w:val="pt_PT" w:bidi="pt_PT"/>
+          </w:rPr>
+          <w:rPr>
+            <w:color w:val="0000EE"/>
+            <w:u w:val="single"/>
+          </w:rPr>
+          <w:t>céu</w:t>
+        </w:r>
+      </w:hyperlink>
+      <w:r>
+        <w:rPr>
+          <w:lang w:val="pt_PT" w:bidi="pt_PT"/>
+        </w:rPr>
+        <w:t xml:space="preserve">, e as pessoas que não acreditam vão para o </w:t>
+      </w:r>
+      <w:hyperlink r:id="rId17">
+        <w:r>
+          <w:rPr>
+            <w:lang w:val="pt_PT" w:bidi="pt_PT"/>
+          </w:rPr>
+          <w:rPr>
+            <w:color w:val="0000EE"/>
+            <w:u w:val="single"/>
+          </w:rPr>
+          <w:t>inferno</w:t>
+        </w:r>
+      </w:hyperlink>
+      <w:r>
+        <w:rPr>
+          <w:lang w:val="pt_PT" w:bidi="pt_PT"/>
+        </w:rPr>
+        <w:t>. Mas as pessoas que viveram nos tempos da Bíblia nem sempre tinham uma ideia tão clara sobre isso ainda.</w:t>
+      </w:r>
+    </w:p>
+    <w:p>
+      <w:pPr/>
+      <w:r>
+        <w:rPr>
+          <w:lang w:val="pt_PT" w:bidi="pt_PT"/>
+        </w:rPr>
+      </w:r>
+      <w:r>
+        <w:rPr>
+          <w:lang w:val="pt_PT" w:bidi="pt_PT"/>
+        </w:rPr>
+        <w:t xml:space="preserve">Quando as pessoas no Antigo Testamento falaram sobre o que acontecia com as pessoas depois que elas morrem, elas diziam que as pessoas iam para o submundo, ou </w:t>
+      </w:r>
+      <w:hyperlink r:id="rId18">
+        <w:r>
+          <w:rPr>
+            <w:lang w:val="pt_PT" w:bidi="pt_PT"/>
+          </w:rPr>
+          <w:rPr>
+            <w:color w:val="0000EE"/>
+            <w:u w:val="single"/>
+          </w:rPr>
+          <w:t>Sheol</w:t>
+        </w:r>
+      </w:hyperlink>
+      <w:r>
+        <w:rPr>
+          <w:lang w:val="pt_PT" w:bidi="pt_PT"/>
+        </w:rPr>
+        <w:t>. Eles retratavam o submundo como um lugar que está em algum lugar debaixo do nosso próprio mundo. Algumas passagens no Antigo Testamento falam como se todas as pessoas, boas e más, fossem para o submundo; outras passagens falam como se o submundo fosse um lugar de punição apenas para pessoas más.</w:t>
+      </w:r>
+    </w:p>
+    <w:p>
+      <w:pPr/>
+      <w:r>
+        <w:rPr>
+          <w:lang w:val="pt_PT" w:bidi="pt_PT"/>
+        </w:rPr>
+      </w:r>
+      <w:r>
+        <w:rPr>
+          <w:lang w:val="pt_PT" w:bidi="pt_PT"/>
+        </w:rPr>
+        <w:t>No Novo Testamento, as pessoas também falam sobre o “submundo”. Algumas traduções usam a palavra grega “Hades” para isso. Assim como na época do Antigo Testamento, o “submundo” às vezes parece ser um lugar neutro, para onde todas as pessoas vão depois que elas morrerem, e às vezes parece ser um lugar onde as pessoas ímpias são punidas. Às vezes parece ser um lugar onde todas as pessoas estão esperando até o momento em que Deus julgará todas as pessoas. Às vezes a palavra “submundo” é usada apenas como outra maneira de falar sobre a morte.</w:t>
+      </w:r>
+    </w:p>
+    <w:p>
+      <w:pPr/>
+      <w:r>
+        <w:rPr>
+          <w:lang w:val="pt_PT" w:bidi="pt_PT"/>
+        </w:rPr>
+      </w:r>
+      <w:r>
+        <w:rPr>
+          <w:lang w:val="pt_PT" w:bidi="pt_PT"/>
+        </w:rPr>
+        <w:t xml:space="preserve">Jesus disse ao povo que após a morte as pessoas ou irão para o </w:t>
+      </w:r>
+      <w:hyperlink r:id="rId19">
+        <w:r>
+          <w:rPr>
+            <w:lang w:val="pt_PT" w:bidi="pt_PT"/>
+          </w:rPr>
+          <w:rPr>
+            <w:color w:val="0000EE"/>
+            <w:u w:val="single"/>
+          </w:rPr>
+          <w:t>reino de Deus</w:t>
+        </w:r>
+      </w:hyperlink>
+      <w:r>
+        <w:rPr>
+          <w:lang w:val="pt_PT" w:bidi="pt_PT"/>
+        </w:rPr>
+        <w:t xml:space="preserve">, ou elas irão para o inferno. A palavra inferno na língua grega vem do nome do lugar perto de </w:t>
+      </w:r>
+      <w:hyperlink r:id="rId20">
+        <w:r>
+          <w:rPr>
+            <w:lang w:val="pt_PT" w:bidi="pt_PT"/>
+          </w:rPr>
+          <w:rPr>
+            <w:color w:val="0000EE"/>
+            <w:u w:val="single"/>
+          </w:rPr>
+          <w:t>Jerusalém</w:t>
+        </w:r>
+      </w:hyperlink>
+      <w:r>
+        <w:rPr>
+          <w:lang w:val="pt_PT" w:bidi="pt_PT"/>
+        </w:rPr>
+        <w:t xml:space="preserve">, onde em um momento de sua história o povo de </w:t>
+      </w:r>
+      <w:hyperlink r:id="rId21">
+        <w:r>
+          <w:rPr>
+            <w:lang w:val="pt_PT" w:bidi="pt_PT"/>
+          </w:rPr>
+          <w:rPr>
+            <w:color w:val="0000EE"/>
+            <w:u w:val="single"/>
+          </w:rPr>
+          <w:t>Israel</w:t>
+        </w:r>
+      </w:hyperlink>
+      <w:r>
+        <w:rPr>
+          <w:lang w:val="pt_PT" w:bidi="pt_PT"/>
+        </w:rPr>
+        <w:t xml:space="preserve"> havia cometido um crime terrível. Por causa desse crime, as pessoas evitavam esse lugar e começaram a usá-lo como um lugar para queimar os corpos de animais mortos e de pessoas que não poderiam ser enterradas. As pessoas sempre mantinham um fogo queimando neste lugar. Sempre que as pessoas pensavam sobre esse lugar, elas se sentiam muito ruins, e elas pensavam sobre Deus punindo as pessoas por seus crimes terríveis. Por essa razão, as pessoas começaram a usar o nome deste lugar como o nome para o lugar onde todas as pessoas ímpias serão punidas após sua morte. Jesus deixa claro que o inferno é um lugar terrível: ele usa linguagem ilustrada para descrevê-lo como um lugar com um fogo que nunca se apaga, como um lugar onde as pessoas serão torturadas, ou como um lugar onde as pessoas chorarão e se arrependerão para sempre de suas escolhas.</w:t>
+      </w:r>
+    </w:p>
+    <w:p>
+      <w:pPr/>
+      <w:r>
+        <w:rPr>
+          <w:lang w:val="pt_PT" w:bidi="pt_PT"/>
+        </w:rPr>
+      </w:r>
+      <w:r>
+        <w:rPr>
+          <w:lang w:val="pt_PT" w:bidi="pt_PT"/>
+        </w:rPr>
+        <w:t xml:space="preserve">Jesus ensina que o inferno é também o lugar onde </w:t>
+      </w:r>
+      <w:hyperlink r:id="rId22">
+        <w:r>
+          <w:rPr>
+            <w:lang w:val="pt_PT" w:bidi="pt_PT"/>
+          </w:rPr>
+          <w:rPr>
+            <w:color w:val="0000EE"/>
+            <w:u w:val="single"/>
+          </w:rPr>
+          <w:t>Satanás</w:t>
+        </w:r>
+      </w:hyperlink>
+      <w:r>
+        <w:rPr>
+          <w:lang w:val="pt_PT" w:bidi="pt_PT"/>
+        </w:rPr>
+        <w:t xml:space="preserve"> e seus </w:t>
+      </w:r>
+      <w:hyperlink r:id="rId23">
+        <w:r>
+          <w:rPr>
+            <w:lang w:val="pt_PT" w:bidi="pt_PT"/>
+          </w:rPr>
+          <w:rPr>
+            <w:color w:val="0000EE"/>
+            <w:u w:val="single"/>
+          </w:rPr>
+          <w:t>demônios</w:t>
+        </w:r>
+      </w:hyperlink>
+      <w:r>
+        <w:rPr>
+          <w:lang w:val="pt_PT" w:bidi="pt_PT"/>
+        </w:rPr>
+        <w:t xml:space="preserve"> serão punidos.</w:t>
+      </w:r>
+      <w:r>
+        <w:rPr>
+          <w:lang w:val="pt_PT" w:bidi="pt_PT"/>
+        </w:rPr>
+      </w:r>
+      <w:r>
+        <w:rPr>
+          <w:lang w:val="pt_PT" w:bidi="pt_PT"/>
+        </w:rPr>
+      </w:r>
+    </w:p>
+    <w:p>
+      <w:pPr/>
+      <w:r>
+        <w:rPr>
+          <w:lang w:val="pt_PT" w:bidi="pt_PT"/>
+        </w:rPr>
+      </w:r>
+    </w:p>
+    <w:p>
+      <w:pPr>
+        <w:pStyle w:val="Heading2"/>
+      </w:pPr>
+      <w:r>
+        <w:rPr>
+          <w:lang w:val="pt_PT" w:bidi="pt_PT"/>
+        </w:rPr>
+        <w:t>hades</w:t>
+      </w:r>
+      <w:r>
+        <w:rPr>
+          <w:lang w:val="pt_PT" w:bidi="pt_PT"/>
+        </w:rPr>
+      </w:r>
+    </w:p>
+    <w:p>
+      <w:pPr>
+        <w:pStyle w:val="Heading4"/>
+      </w:pPr>
+      <w:r>
+        <w:rPr>
+          <w:lang w:val="pt_PT" w:bidi="pt_PT"/>
+        </w:rPr>
+        <w:t>Audio Content</w:t>
+      </w:r>
+      <w:r>
+        <w:rPr>
+          <w:lang w:val="pt_PT" w:bidi="pt_PT"/>
+        </w:rPr>
+      </w:r>
+    </w:p>
+    <w:p>
+      <w:pPr/>
+      <w:r>
+        <w:rPr>
+          <w:lang w:val="pt_PT" w:bidi="pt_PT"/>
+        </w:rPr>
+      </w:r>
+      <w:hyperlink r:id="rId24">
+        <w:r>
+          <w:rPr>
+            <w:lang w:val="pt_PT" w:bidi="pt_PT"/>
+          </w:rPr>
+          <w:rPr>
+            <w:color w:val="0000EE"/>
+            <w:u w:val="single"/>
+          </w:rPr>
+          <w:t>mp3 file</w:t>
+        </w:r>
+      </w:hyperlink>
+      <w:r>
+        <w:rPr>
+          <w:lang w:val="pt_PT" w:bidi="pt_PT"/>
+        </w:rPr>
+        <w:t xml:space="preserve"> (None KB)</w:t>
+      </w:r>
+      <w:r>
+        <w:rPr>
+          <w:lang w:val="pt_PT" w:bidi="pt_PT"/>
+        </w:rPr>
+      </w:r>
+      <w:r>
+        <w:rPr>
+          <w:lang w:val="pt_PT" w:bidi="pt_PT"/>
+        </w:rPr>
+      </w:r>
+    </w:p>
+    <w:p>
+      <w:pPr/>
+      <w:r>
+        <w:rPr>
+          <w:lang w:val="pt_PT" w:bidi="pt_PT"/>
+        </w:rPr>
+      </w:r>
+    </w:p>
+    <w:p>
+      <w:pPr>
+        <w:pStyle w:val="Heading2"/>
+      </w:pPr>
+      <w:r>
+        <w:rPr>
+          <w:lang w:val="pt_PT" w:bidi="pt_PT"/>
+        </w:rPr>
+        <w:t>Hebreu</w:t>
+      </w:r>
+      <w:r>
+        <w:rPr>
+          <w:lang w:val="pt_PT" w:bidi="pt_PT"/>
+        </w:rPr>
+      </w:r>
+    </w:p>
+    <w:p>
+      <w:pPr/>
+      <w:r>
+        <w:rPr>
+          <w:lang w:val="pt_PT" w:bidi="pt_PT"/>
+        </w:rPr>
+      </w:r>
+      <w:r>
+        <w:rPr>
+          <w:lang w:val="pt_PT" w:bidi="pt_PT"/>
+        </w:rPr>
+        <w:t xml:space="preserve">A palavra </w:t>
+      </w:r>
+      <w:r>
+        <w:rPr>
+          <w:b/>
+          <w:lang w:val="pt_PT" w:bidi="pt_PT"/>
+        </w:rPr>
+        <w:t>hebreu</w:t>
+      </w:r>
+      <w:r>
+        <w:rPr>
+          <w:lang w:val="pt_PT" w:bidi="pt_PT"/>
+        </w:rPr>
+        <w:t xml:space="preserve"> pode se referir aos </w:t>
+      </w:r>
+      <w:hyperlink r:id="rId25">
+        <w:r>
+          <w:rPr>
+            <w:lang w:val="pt_PT" w:bidi="pt_PT"/>
+          </w:rPr>
+          <w:rPr>
+            <w:color w:val="0000EE"/>
+            <w:u w:val="single"/>
+          </w:rPr>
+          <w:t>descendentes</w:t>
+        </w:r>
+      </w:hyperlink>
+      <w:r>
+        <w:rPr>
+          <w:lang w:val="pt_PT" w:bidi="pt_PT"/>
+        </w:rPr>
+        <w:t xml:space="preserve"> de </w:t>
+      </w:r>
+      <w:hyperlink r:id="rId26">
+        <w:r>
+          <w:rPr>
+            <w:lang w:val="pt_PT" w:bidi="pt_PT"/>
+          </w:rPr>
+          <w:rPr>
+            <w:color w:val="0000EE"/>
+            <w:u w:val="single"/>
+          </w:rPr>
+          <w:t>Abraão</w:t>
+        </w:r>
+      </w:hyperlink>
+      <w:r>
+        <w:rPr>
+          <w:lang w:val="pt_PT" w:bidi="pt_PT"/>
+        </w:rPr>
+        <w:t xml:space="preserve">. As pessoas chamam os descendentes de Abraão de </w:t>
+      </w:r>
+      <w:hyperlink r:id="rId27">
+        <w:r>
+          <w:rPr>
+            <w:lang w:val="pt_PT" w:bidi="pt_PT"/>
+          </w:rPr>
+          <w:rPr>
+            <w:color w:val="0000EE"/>
+            <w:u w:val="single"/>
+          </w:rPr>
+          <w:t>israelitas</w:t>
+        </w:r>
+      </w:hyperlink>
+      <w:r>
+        <w:rPr>
+          <w:lang w:val="pt_PT" w:bidi="pt_PT"/>
+        </w:rPr>
+        <w:t xml:space="preserve">, </w:t>
+      </w:r>
+      <w:hyperlink r:id="rId28">
+        <w:r>
+          <w:rPr>
+            <w:lang w:val="pt_PT" w:bidi="pt_PT"/>
+          </w:rPr>
+          <w:rPr>
+            <w:color w:val="0000EE"/>
+            <w:u w:val="single"/>
+          </w:rPr>
+          <w:t>judeus</w:t>
+        </w:r>
+      </w:hyperlink>
+      <w:r>
+        <w:rPr>
+          <w:lang w:val="pt_PT" w:bidi="pt_PT"/>
+        </w:rPr>
+        <w:t xml:space="preserve"> e às vezes hebreus. Os descendentes de Abraão muitas vezes se referiam a si mesmos como hebreus quando eles estavam falando com </w:t>
+      </w:r>
+      <w:hyperlink r:id="rId29">
+        <w:r>
+          <w:rPr>
+            <w:lang w:val="pt_PT" w:bidi="pt_PT"/>
+          </w:rPr>
+          <w:rPr>
+            <w:color w:val="0000EE"/>
+            <w:u w:val="single"/>
+          </w:rPr>
+          <w:t>estrangeiros</w:t>
+        </w:r>
+      </w:hyperlink>
+      <w:r>
+        <w:rPr>
+          <w:lang w:val="pt_PT" w:bidi="pt_PT"/>
+        </w:rPr>
+        <w:t xml:space="preserve"> para fazer uma diferença entre eles mesmos Da mesma maneira, os estrangeiros muitas vezes se referiam aos descendentes de Abraão como hebreus.</w:t>
+      </w:r>
+    </w:p>
+    <w:p>
+      <w:pPr/>
+      <w:r>
+        <w:rPr>
+          <w:lang w:val="pt_PT" w:bidi="pt_PT"/>
+        </w:rPr>
+      </w:r>
+      <w:r>
+        <w:rPr>
+          <w:lang w:val="pt_PT" w:bidi="pt_PT"/>
+        </w:rPr>
+        <w:t>A palavra hebreu também se refere ao idioma que os descendentes de Abraão falavam. Os autores do Antigo Testamento escreviam principalmente em hebraico.</w:t>
+      </w:r>
+      <w:r>
+        <w:rPr>
+          <w:lang w:val="pt_PT" w:bidi="pt_PT"/>
+        </w:rPr>
+      </w:r>
+      <w:r>
+        <w:rPr>
+          <w:lang w:val="pt_PT" w:bidi="pt_PT"/>
+        </w:rPr>
+      </w:r>
+    </w:p>
+    <w:p>
+      <w:pPr/>
+      <w:r>
+        <w:rPr>
+          <w:lang w:val="pt_PT" w:bidi="pt_PT"/>
+        </w:rPr>
+      </w:r>
+    </w:p>
+    <w:p>
+      <w:pPr>
+        <w:pStyle w:val="Heading2"/>
+      </w:pPr>
+      <w:r>
+        <w:rPr>
+          <w:lang w:val="pt_PT" w:bidi="pt_PT"/>
+        </w:rPr>
+        <w:t>Hebreu</w:t>
+      </w:r>
+      <w:r>
+        <w:rPr>
+          <w:lang w:val="pt_PT" w:bidi="pt_PT"/>
+        </w:rPr>
+      </w:r>
+    </w:p>
+    <w:p>
+      <w:pPr>
+        <w:pStyle w:val="Heading4"/>
+      </w:pPr>
+      <w:r>
+        <w:rPr>
+          <w:lang w:val="pt_PT" w:bidi="pt_PT"/>
+        </w:rPr>
+        <w:t>Audio Content</w:t>
+      </w:r>
+      <w:r>
+        <w:rPr>
+          <w:lang w:val="pt_PT" w:bidi="pt_PT"/>
+        </w:rPr>
+      </w:r>
+    </w:p>
+    <w:p>
+      <w:pPr/>
+      <w:r>
+        <w:rPr>
+          <w:lang w:val="pt_PT" w:bidi="pt_PT"/>
+        </w:rPr>
+      </w:r>
+      <w:hyperlink r:id="rId24">
+        <w:r>
+          <w:rPr>
+            <w:lang w:val="pt_PT" w:bidi="pt_PT"/>
+          </w:rPr>
+          <w:rPr>
+            <w:color w:val="0000EE"/>
+            <w:u w:val="single"/>
+          </w:rPr>
+          <w:t>mp3 file</w:t>
+        </w:r>
+      </w:hyperlink>
+      <w:r>
+        <w:rPr>
+          <w:lang w:val="pt_PT" w:bidi="pt_PT"/>
+        </w:rPr>
+        <w:t xml:space="preserve"> (None KB)</w:t>
+      </w:r>
+      <w:r>
+        <w:rPr>
+          <w:lang w:val="pt_PT" w:bidi="pt_PT"/>
+        </w:rPr>
+      </w:r>
+      <w:r>
+        <w:rPr>
+          <w:lang w:val="pt_PT" w:bidi="pt_PT"/>
+        </w:rPr>
+      </w:r>
+    </w:p>
+    <w:p>
+      <w:pPr/>
+      <w:r>
+        <w:rPr>
+          <w:lang w:val="pt_PT" w:bidi="pt_PT"/>
+        </w:rPr>
+      </w:r>
+    </w:p>
+    <w:p>
+      <w:pPr>
+        <w:pStyle w:val="Heading2"/>
+      </w:pPr>
+      <w:r>
+        <w:rPr>
+          <w:lang w:val="pt_PT" w:bidi="pt_PT"/>
+        </w:rPr>
+        <w:t>Hebrom</w:t>
+      </w:r>
+      <w:r>
+        <w:rPr>
+          <w:lang w:val="pt_PT" w:bidi="pt_PT"/>
+        </w:rPr>
+      </w:r>
+    </w:p>
+    <w:p>
+      <w:pPr/>
+      <w:r>
+        <w:rPr>
+          <w:lang w:val="pt_PT" w:bidi="pt_PT"/>
+        </w:rPr>
+      </w:r>
+      <w:r>
+        <w:rPr>
+          <w:lang w:val="pt_PT" w:bidi="pt_PT"/>
+        </w:rPr>
+        <w:t xml:space="preserve">No Antigo Testamento, </w:t>
+      </w:r>
+      <w:r>
+        <w:rPr>
+          <w:b/>
+          <w:lang w:val="pt_PT" w:bidi="pt_PT"/>
+        </w:rPr>
+        <w:t>Hebrom</w:t>
+      </w:r>
+      <w:r>
+        <w:rPr>
+          <w:lang w:val="pt_PT" w:bidi="pt_PT"/>
+        </w:rPr>
+        <w:t xml:space="preserve"> é o nome de uma cidade em </w:t>
+      </w:r>
+      <w:hyperlink r:id="rId21">
+        <w:r>
+          <w:rPr>
+            <w:lang w:val="pt_PT" w:bidi="pt_PT"/>
+          </w:rPr>
+          <w:rPr>
+            <w:color w:val="0000EE"/>
+            <w:u w:val="single"/>
+          </w:rPr>
+          <w:t>Israel</w:t>
+        </w:r>
+      </w:hyperlink>
+      <w:r>
+        <w:rPr>
+          <w:lang w:val="pt_PT" w:bidi="pt_PT"/>
+        </w:rPr>
+        <w:t xml:space="preserve"> onde várias histórias importantes aconteceram.</w:t>
+      </w:r>
+    </w:p>
+    <w:p>
+      <w:pPr/>
+      <w:r>
+        <w:rPr>
+          <w:lang w:val="pt_PT" w:bidi="pt_PT"/>
+        </w:rPr>
+      </w:r>
+      <w:r>
+        <w:rPr>
+          <w:lang w:val="pt_PT" w:bidi="pt_PT"/>
+        </w:rPr>
+        <w:t xml:space="preserve">Antes de o lugar se tornar uma cidade, era um lugar onde </w:t>
+      </w:r>
+      <w:hyperlink r:id="rId26">
+        <w:r>
+          <w:rPr>
+            <w:lang w:val="pt_PT" w:bidi="pt_PT"/>
+          </w:rPr>
+          <w:rPr>
+            <w:color w:val="0000EE"/>
+            <w:u w:val="single"/>
+          </w:rPr>
+          <w:t>Abraão</w:t>
+        </w:r>
+      </w:hyperlink>
+      <w:r>
+        <w:rPr>
+          <w:lang w:val="pt_PT" w:bidi="pt_PT"/>
+        </w:rPr>
+        <w:t xml:space="preserve"> viveu por algum tempo. Naquele momento, o lugar era chamado de Mamre, mas as pessoas também o conheciam como Quiriate-arba. Primeiro Sara, e mais tarde Abraão também, morreram e foram enterrados nesse lugar. Seu filho Isaque, sua esposa Rebeca, e seu filho Jacó e sua esposa Lia também foram enterrados lá.</w:t>
+      </w:r>
+    </w:p>
+    <w:p>
+      <w:pPr/>
+      <w:r>
+        <w:rPr>
+          <w:lang w:val="pt_PT" w:bidi="pt_PT"/>
+        </w:rPr>
+      </w:r>
+      <w:r>
+        <w:rPr>
+          <w:lang w:val="pt_PT" w:bidi="pt_PT"/>
+        </w:rPr>
+        <w:t xml:space="preserve">Muito mais tarde, durante o tempo em que Josué estava levando os </w:t>
+      </w:r>
+      <w:hyperlink r:id="rId27">
+        <w:r>
+          <w:rPr>
+            <w:lang w:val="pt_PT" w:bidi="pt_PT"/>
+          </w:rPr>
+          <w:rPr>
+            <w:color w:val="0000EE"/>
+            <w:u w:val="single"/>
+          </w:rPr>
+          <w:t>israelitas</w:t>
+        </w:r>
+      </w:hyperlink>
+      <w:r>
+        <w:rPr>
+          <w:lang w:val="pt_PT" w:bidi="pt_PT"/>
+        </w:rPr>
+        <w:t xml:space="preserve"> a conquistar a terra, os israelitas atacaram Hebrom e a conquistaram dos cananeus que estavam vivendo lá.</w:t>
+      </w:r>
+    </w:p>
+    <w:p>
+      <w:pPr/>
+      <w:r>
+        <w:rPr>
+          <w:lang w:val="pt_PT" w:bidi="pt_PT"/>
+        </w:rPr>
+      </w:r>
+      <w:r>
+        <w:rPr>
+          <w:lang w:val="pt_PT" w:bidi="pt_PT"/>
+        </w:rPr>
+        <w:t xml:space="preserve">Novamente muito mais tarde, </w:t>
+      </w:r>
+      <w:hyperlink r:id="rId30">
+        <w:r>
+          <w:rPr>
+            <w:lang w:val="pt_PT" w:bidi="pt_PT"/>
+          </w:rPr>
+          <w:rPr>
+            <w:color w:val="0000EE"/>
+            <w:u w:val="single"/>
+          </w:rPr>
+          <w:t>Davi</w:t>
+        </w:r>
+      </w:hyperlink>
+      <w:r>
+        <w:rPr>
+          <w:lang w:val="pt_PT" w:bidi="pt_PT"/>
+        </w:rPr>
+        <w:t xml:space="preserve"> se tornou </w:t>
+      </w:r>
+      <w:hyperlink r:id="rId31">
+        <w:r>
+          <w:rPr>
+            <w:lang w:val="pt_PT" w:bidi="pt_PT"/>
+          </w:rPr>
+          <w:rPr>
+            <w:color w:val="0000EE"/>
+            <w:u w:val="single"/>
+          </w:rPr>
+          <w:t>rei</w:t>
+        </w:r>
+      </w:hyperlink>
+      <w:r>
+        <w:rPr>
+          <w:lang w:val="pt_PT" w:bidi="pt_PT"/>
+        </w:rPr>
+        <w:t xml:space="preserve"> do povo de Judá enquanto vivia em Hebrom. Depois de vários anos, Davi se mudou para </w:t>
+      </w:r>
+      <w:hyperlink r:id="rId20">
+        <w:r>
+          <w:rPr>
+            <w:lang w:val="pt_PT" w:bidi="pt_PT"/>
+          </w:rPr>
+          <w:rPr>
+            <w:color w:val="0000EE"/>
+            <w:u w:val="single"/>
+          </w:rPr>
+          <w:t>Jerusalém</w:t>
+        </w:r>
+      </w:hyperlink>
+      <w:r>
+        <w:rPr>
+          <w:lang w:val="pt_PT" w:bidi="pt_PT"/>
+        </w:rPr>
+        <w:t>. Daquele momento em diante, a cidade de Jerusalém se tornou a cidade mais importante para os israelitas, e não ouvimos muito mais sobre Hebrom.</w:t>
+      </w:r>
+      <w:r>
+        <w:rPr>
+          <w:lang w:val="pt_PT" w:bidi="pt_PT"/>
+        </w:rPr>
+      </w:r>
+      <w:r>
+        <w:rPr>
+          <w:lang w:val="pt_PT" w:bidi="pt_PT"/>
+        </w:rPr>
+      </w:r>
+    </w:p>
+    <w:p>
+      <w:pPr/>
+      <w:r>
+        <w:rPr>
+          <w:lang w:val="pt_PT" w:bidi="pt_PT"/>
+        </w:rPr>
+      </w:r>
+    </w:p>
+    <w:p>
+      <w:pPr>
+        <w:pStyle w:val="Heading2"/>
+      </w:pPr>
+      <w:r>
+        <w:rPr>
+          <w:lang w:val="pt_PT" w:bidi="pt_PT"/>
+        </w:rPr>
+        <w:t>Hebrom</w:t>
+      </w:r>
+      <w:r>
+        <w:rPr>
+          <w:lang w:val="pt_PT" w:bidi="pt_PT"/>
+        </w:rPr>
+      </w:r>
+    </w:p>
+    <w:p>
+      <w:pPr>
+        <w:pStyle w:val="Heading4"/>
+      </w:pPr>
+      <w:r>
+        <w:rPr>
+          <w:lang w:val="pt_PT" w:bidi="pt_PT"/>
+        </w:rPr>
+        <w:t>Audio Content</w:t>
+      </w:r>
+      <w:r>
+        <w:rPr>
+          <w:lang w:val="pt_PT" w:bidi="pt_PT"/>
+        </w:rPr>
+      </w:r>
+    </w:p>
+    <w:p>
+      <w:pPr/>
+      <w:r>
+        <w:rPr>
+          <w:lang w:val="pt_PT" w:bidi="pt_PT"/>
+        </w:rPr>
+      </w:r>
+      <w:hyperlink r:id="rId24">
+        <w:r>
+          <w:rPr>
+            <w:lang w:val="pt_PT" w:bidi="pt_PT"/>
+          </w:rPr>
+          <w:rPr>
+            <w:color w:val="0000EE"/>
+            <w:u w:val="single"/>
+          </w:rPr>
+          <w:t>mp3 file</w:t>
+        </w:r>
+      </w:hyperlink>
+      <w:r>
+        <w:rPr>
+          <w:lang w:val="pt_PT" w:bidi="pt_PT"/>
+        </w:rPr>
+        <w:t xml:space="preserve"> (None KB)</w:t>
+      </w:r>
+      <w:r>
+        <w:rPr>
+          <w:lang w:val="pt_PT" w:bidi="pt_PT"/>
+        </w:rPr>
+      </w:r>
+      <w:r>
+        <w:rPr>
+          <w:lang w:val="pt_PT" w:bidi="pt_PT"/>
+        </w:rPr>
+      </w:r>
+    </w:p>
+    <w:p>
+      <w:pPr/>
+      <w:r>
+        <w:rPr>
+          <w:lang w:val="pt_PT" w:bidi="pt_PT"/>
+        </w:rPr>
+      </w:r>
+    </w:p>
+    <w:p>
+      <w:pPr>
+        <w:pStyle w:val="Heading2"/>
+      </w:pPr>
+      <w:r>
+        <w:rPr>
+          <w:lang w:val="pt_PT" w:bidi="pt_PT"/>
+        </w:rPr>
         <w:t>herdeiro</w:t>
       </w:r>
       <w:r>
@@ -238,60 +1178,90 @@
         </w:rPr>
         <w:t xml:space="preserve">Deus deu uma promessa a </w:t>
       </w:r>
-      <w:r>
-        <w:rPr>
-          <w:lang w:val="pt_PT" w:bidi="pt_PT"/>
-        </w:rPr>
-        <w:t>Abraão</w:t>
-      </w:r>
+      <w:hyperlink r:id="rId26">
+        <w:r>
+          <w:rPr>
+            <w:lang w:val="pt_PT" w:bidi="pt_PT"/>
+          </w:rPr>
+          <w:rPr>
+            <w:color w:val="0000EE"/>
+            <w:u w:val="single"/>
+          </w:rPr>
+          <w:t>Abraão</w:t>
+        </w:r>
+      </w:hyperlink>
       <w:r>
         <w:rPr>
           <w:lang w:val="pt_PT" w:bidi="pt_PT"/>
         </w:rPr>
         <w:t xml:space="preserve"> que Deus </w:t>
       </w:r>
-      <w:r>
-        <w:rPr>
-          <w:lang w:val="pt_PT" w:bidi="pt_PT"/>
-        </w:rPr>
-        <w:t>abençoaria</w:t>
-      </w:r>
+      <w:hyperlink r:id="rId32">
+        <w:r>
+          <w:rPr>
+            <w:lang w:val="pt_PT" w:bidi="pt_PT"/>
+          </w:rPr>
+          <w:rPr>
+            <w:color w:val="0000EE"/>
+            <w:u w:val="single"/>
+          </w:rPr>
+          <w:t>abençoaria</w:t>
+        </w:r>
+      </w:hyperlink>
       <w:r>
         <w:rPr>
           <w:lang w:val="pt_PT" w:bidi="pt_PT"/>
         </w:rPr>
         <w:t xml:space="preserve"> os </w:t>
       </w:r>
-      <w:r>
-        <w:rPr>
-          <w:lang w:val="pt_PT" w:bidi="pt_PT"/>
-        </w:rPr>
-        <w:t>descendentes</w:t>
-      </w:r>
+      <w:hyperlink r:id="rId33">
+        <w:r>
+          <w:rPr>
+            <w:lang w:val="pt_PT" w:bidi="pt_PT"/>
+          </w:rPr>
+          <w:rPr>
+            <w:color w:val="0000EE"/>
+            <w:u w:val="single"/>
+          </w:rPr>
+          <w:t>descendentes</w:t>
+        </w:r>
+      </w:hyperlink>
       <w:r>
         <w:rPr>
           <w:lang w:val="pt_PT" w:bidi="pt_PT"/>
         </w:rPr>
         <w:t xml:space="preserve"> de Abraão. Os descendentes de Abraão seriam uma bênção para todas as </w:t>
       </w:r>
-      <w:r>
-        <w:rPr>
-          <w:lang w:val="pt_PT" w:bidi="pt_PT"/>
-        </w:rPr>
-        <w:t>nações</w:t>
-      </w:r>
+      <w:hyperlink r:id="rId34">
+        <w:r>
+          <w:rPr>
+            <w:lang w:val="pt_PT" w:bidi="pt_PT"/>
+          </w:rPr>
+          <w:rPr>
+            <w:color w:val="0000EE"/>
+            <w:u w:val="single"/>
+          </w:rPr>
+          <w:t>nações</w:t>
+        </w:r>
+      </w:hyperlink>
       <w:r>
         <w:rPr>
           <w:lang w:val="pt_PT" w:bidi="pt_PT"/>
         </w:rPr>
         <w:t xml:space="preserve">, e Deus lhes daria uma terra para viver. O herdeiro de Abraão era Isaque. Após a morte de Abraão, o filho de Abraão, Isaque, herdou essa promessa. Isso significa que o que Deus havia prometido a Abraão agora também era uma promessa para Isaque. E após a morte de Isaque, o filho de Isaque, Jacó, herdou essa promessa. E por meio de Jacó, todos os </w:t>
       </w:r>
-      <w:r>
-        <w:rPr>
-          <w:lang w:val="pt_PT" w:bidi="pt_PT"/>
-        </w:rPr>
-        <w:t>israelitas</w:t>
-      </w:r>
+      <w:hyperlink r:id="rId27">
+        <w:r>
+          <w:rPr>
+            <w:lang w:val="pt_PT" w:bidi="pt_PT"/>
+          </w:rPr>
+          <w:rPr>
+            <w:color w:val="0000EE"/>
+            <w:u w:val="single"/>
+          </w:rPr>
+          <w:t>israelitas</w:t>
+        </w:r>
+      </w:hyperlink>
       <w:r>
         <w:rPr>
           <w:lang w:val="pt_PT" w:bidi="pt_PT"/>
@@ -326,24 +1296,36 @@
         </w:rPr>
         <w:t xml:space="preserve">O Novo Testamento também diz que Jesus é o herdeiro de todas as coisas. Jesus é o </w:t>
       </w:r>
-      <w:r>
-        <w:rPr>
-          <w:lang w:val="pt_PT" w:bidi="pt_PT"/>
-        </w:rPr>
-        <w:t>filho de Deus</w:t>
-      </w:r>
+      <w:hyperlink r:id="rId35">
+        <w:r>
+          <w:rPr>
+            <w:lang w:val="pt_PT" w:bidi="pt_PT"/>
+          </w:rPr>
+          <w:rPr>
+            <w:color w:val="0000EE"/>
+            <w:u w:val="single"/>
+          </w:rPr>
+          <w:t>filho de Deus</w:t>
+        </w:r>
+      </w:hyperlink>
       <w:r>
         <w:rPr>
           <w:lang w:val="pt_PT" w:bidi="pt_PT"/>
         </w:rPr>
         <w:t xml:space="preserve">. Agora sabemos, é claro, que Deus, o pai, nunca morrerá, então isso não significa que Jesus herdará essas coisas depois que Deus morre. Quando a Bíblia diz que Jesus é o herdeiro, isso significa que tudo pertence legitimamente a Jesus. O mundo inteiro pertence a Jesus, e o </w:t>
       </w:r>
-      <w:r>
-        <w:rPr>
-          <w:lang w:val="pt_PT" w:bidi="pt_PT"/>
-        </w:rPr>
-        <w:t>Reino de Deus</w:t>
-      </w:r>
+      <w:hyperlink r:id="rId19">
+        <w:r>
+          <w:rPr>
+            <w:lang w:val="pt_PT" w:bidi="pt_PT"/>
+          </w:rPr>
+          <w:rPr>
+            <w:color w:val="0000EE"/>
+            <w:u w:val="single"/>
+          </w:rPr>
+          <w:t>Reino de Deus</w:t>
+        </w:r>
+      </w:hyperlink>
       <w:r>
         <w:rPr>
           <w:lang w:val="pt_PT" w:bidi="pt_PT"/>
@@ -364,24 +1346,36 @@
         </w:rPr>
         <w:t xml:space="preserve">O Novo Testamento também chama as pessoas que </w:t>
       </w:r>
-      <w:r>
-        <w:rPr>
-          <w:lang w:val="pt_PT" w:bidi="pt_PT"/>
-        </w:rPr>
-        <w:t>acreditam</w:t>
-      </w:r>
+      <w:hyperlink r:id="rId15">
+        <w:r>
+          <w:rPr>
+            <w:lang w:val="pt_PT" w:bidi="pt_PT"/>
+          </w:rPr>
+          <w:rPr>
+            <w:color w:val="0000EE"/>
+            <w:u w:val="single"/>
+          </w:rPr>
+          <w:t>acreditam</w:t>
+        </w:r>
+      </w:hyperlink>
       <w:r>
         <w:rPr>
           <w:lang w:val="pt_PT" w:bidi="pt_PT"/>
         </w:rPr>
         <w:t xml:space="preserve"> em Jesus de “companheiros herdeiros” com Jesus. Jesus está compartilhando sua herança com todas as pessoas que confiam nele como </w:t>
       </w:r>
-      <w:r>
-        <w:rPr>
-          <w:lang w:val="pt_PT" w:bidi="pt_PT"/>
-        </w:rPr>
-        <w:t>Salvador</w:t>
-      </w:r>
+      <w:hyperlink r:id="rId36">
+        <w:r>
+          <w:rPr>
+            <w:lang w:val="pt_PT" w:bidi="pt_PT"/>
+          </w:rPr>
+          <w:rPr>
+            <w:color w:val="0000EE"/>
+            <w:u w:val="single"/>
+          </w:rPr>
+          <w:t>Salvador</w:t>
+        </w:r>
+      </w:hyperlink>
       <w:r>
         <w:rPr>
           <w:lang w:val="pt_PT" w:bidi="pt_PT"/>
@@ -415,6 +1409,82 @@
         <w:rPr>
           <w:lang w:val="pt_PT" w:bidi="pt_PT"/>
         </w:rPr>
+        <w:t>herdeiro</w:t>
+      </w:r>
+      <w:r>
+        <w:rPr>
+          <w:lang w:val="pt_PT" w:bidi="pt_PT"/>
+        </w:rPr>
+      </w:r>
+    </w:p>
+    <w:p>
+      <w:pPr>
+        <w:pStyle w:val="Heading4"/>
+      </w:pPr>
+      <w:r>
+        <w:rPr>
+          <w:lang w:val="pt_PT" w:bidi="pt_PT"/>
+        </w:rPr>
+        <w:t>Audio Content</w:t>
+      </w:r>
+      <w:r>
+        <w:rPr>
+          <w:lang w:val="pt_PT" w:bidi="pt_PT"/>
+        </w:rPr>
+      </w:r>
+    </w:p>
+    <w:p>
+      <w:pPr/>
+      <w:r>
+        <w:rPr>
+          <w:lang w:val="pt_PT" w:bidi="pt_PT"/>
+        </w:rPr>
+      </w:r>
+      <w:hyperlink r:id="rId24">
+        <w:r>
+          <w:rPr>
+            <w:lang w:val="pt_PT" w:bidi="pt_PT"/>
+          </w:rPr>
+          <w:rPr>
+            <w:color w:val="0000EE"/>
+            <w:u w:val="single"/>
+          </w:rPr>
+          <w:t>mp3 file</w:t>
+        </w:r>
+      </w:hyperlink>
+      <w:r>
+        <w:rPr>
+          <w:lang w:val="pt_PT" w:bidi="pt_PT"/>
+        </w:rPr>
+        <w:t xml:space="preserve"> (None KB)</w:t>
+      </w:r>
+      <w:r>
+        <w:rPr>
+          <w:lang w:val="pt_PT" w:bidi="pt_PT"/>
+        </w:rPr>
+      </w:r>
+      <w:r>
+        <w:rPr>
+          <w:lang w:val="pt_PT" w:bidi="pt_PT"/>
+        </w:rPr>
+      </w:r>
+    </w:p>
+    <w:p>
+      <w:pPr/>
+      <w:r>
+        <w:rPr>
+          <w:lang w:val="pt_PT" w:bidi="pt_PT"/>
+        </w:rPr>
+      </w:r>
+    </w:p>
+    <w:p>
+      <w:pPr>
+        <w:pStyle w:val="Heading2"/>
+      </w:pPr>
+      <w:r>
+        <w:rPr>
+          <w:lang w:val="pt_PT" w:bidi="pt_PT"/>
+        </w:rPr>
         <w:t>herodianos</w:t>
       </w:r>
       <w:r>
@@ -449,12 +1519,18 @@
         </w:rPr>
         <w:t xml:space="preserve"> significa um grupo de pessoas que apoiavam o governo da família herodiana — o que significa o rei Herodes, seu filho Herodes e seu neto Herodes. O governo romano havia nomeado esses governantes, e então os herodianos também eram favoráveis ao governo romano. Dessa maneira eles eram o contrário dos </w:t>
       </w:r>
-      <w:r>
-        <w:rPr>
-          <w:lang w:val="pt_PT" w:bidi="pt_PT"/>
-        </w:rPr>
-        <w:t>fariseus</w:t>
-      </w:r>
+      <w:hyperlink r:id="rId37">
+        <w:r>
+          <w:rPr>
+            <w:lang w:val="pt_PT" w:bidi="pt_PT"/>
+          </w:rPr>
+          <w:rPr>
+            <w:color w:val="0000EE"/>
+            <w:u w:val="single"/>
+          </w:rPr>
+          <w:t>fariseus</w:t>
+        </w:r>
+      </w:hyperlink>
       <w:r>
         <w:rPr>
           <w:lang w:val="pt_PT" w:bidi="pt_PT"/>
@@ -488,6 +1564,82 @@
         <w:rPr>
           <w:lang w:val="pt_PT" w:bidi="pt_PT"/>
         </w:rPr>
+        <w:t>herodianos</w:t>
+      </w:r>
+      <w:r>
+        <w:rPr>
+          <w:lang w:val="pt_PT" w:bidi="pt_PT"/>
+        </w:rPr>
+      </w:r>
+    </w:p>
+    <w:p>
+      <w:pPr>
+        <w:pStyle w:val="Heading4"/>
+      </w:pPr>
+      <w:r>
+        <w:rPr>
+          <w:lang w:val="pt_PT" w:bidi="pt_PT"/>
+        </w:rPr>
+        <w:t>Audio Content</w:t>
+      </w:r>
+      <w:r>
+        <w:rPr>
+          <w:lang w:val="pt_PT" w:bidi="pt_PT"/>
+        </w:rPr>
+      </w:r>
+    </w:p>
+    <w:p>
+      <w:pPr/>
+      <w:r>
+        <w:rPr>
+          <w:lang w:val="pt_PT" w:bidi="pt_PT"/>
+        </w:rPr>
+      </w:r>
+      <w:hyperlink r:id="rId24">
+        <w:r>
+          <w:rPr>
+            <w:lang w:val="pt_PT" w:bidi="pt_PT"/>
+          </w:rPr>
+          <w:rPr>
+            <w:color w:val="0000EE"/>
+            <w:u w:val="single"/>
+          </w:rPr>
+          <w:t>mp3 file</w:t>
+        </w:r>
+      </w:hyperlink>
+      <w:r>
+        <w:rPr>
+          <w:lang w:val="pt_PT" w:bidi="pt_PT"/>
+        </w:rPr>
+        <w:t xml:space="preserve"> (None KB)</w:t>
+      </w:r>
+      <w:r>
+        <w:rPr>
+          <w:lang w:val="pt_PT" w:bidi="pt_PT"/>
+        </w:rPr>
+      </w:r>
+      <w:r>
+        <w:rPr>
+          <w:lang w:val="pt_PT" w:bidi="pt_PT"/>
+        </w:rPr>
+      </w:r>
+    </w:p>
+    <w:p>
+      <w:pPr/>
+      <w:r>
+        <w:rPr>
+          <w:lang w:val="pt_PT" w:bidi="pt_PT"/>
+        </w:rPr>
+      </w:r>
+    </w:p>
+    <w:p>
+      <w:pPr>
+        <w:pStyle w:val="Heading2"/>
+      </w:pPr>
+      <w:r>
+        <w:rPr>
+          <w:lang w:val="pt_PT" w:bidi="pt_PT"/>
+        </w:rPr>
         <w:t>hino</w:t>
       </w:r>
       <w:r>
@@ -522,48 +1674,72 @@
         </w:rPr>
         <w:t xml:space="preserve"> é uma canção de </w:t>
       </w:r>
-      <w:r>
-        <w:rPr>
-          <w:lang w:val="pt_PT" w:bidi="pt_PT"/>
-        </w:rPr>
-        <w:t>louvor</w:t>
-      </w:r>
+      <w:hyperlink r:id="rId38">
+        <w:r>
+          <w:rPr>
+            <w:lang w:val="pt_PT" w:bidi="pt_PT"/>
+          </w:rPr>
+          <w:rPr>
+            <w:color w:val="0000EE"/>
+            <w:u w:val="single"/>
+          </w:rPr>
+          <w:t>louvor</w:t>
+        </w:r>
+      </w:hyperlink>
       <w:r>
         <w:rPr>
           <w:lang w:val="pt_PT" w:bidi="pt_PT"/>
         </w:rPr>
         <w:t xml:space="preserve"> a Deus. O povo </w:t>
       </w:r>
-      <w:r>
-        <w:rPr>
-          <w:lang w:val="pt_PT" w:bidi="pt_PT"/>
-        </w:rPr>
-        <w:t>judeu</w:t>
-      </w:r>
+      <w:hyperlink r:id="rId28">
+        <w:r>
+          <w:rPr>
+            <w:lang w:val="pt_PT" w:bidi="pt_PT"/>
+          </w:rPr>
+          <w:rPr>
+            <w:color w:val="0000EE"/>
+            <w:u w:val="single"/>
+          </w:rPr>
+          <w:t>judeu</w:t>
+        </w:r>
+      </w:hyperlink>
       <w:r>
         <w:rPr>
           <w:lang w:val="pt_PT" w:bidi="pt_PT"/>
         </w:rPr>
         <w:t xml:space="preserve"> geralmente fazia as canções no estilo dos salmos. O povo judeu cantava louvores a Deus quando eles se encontravam na </w:t>
       </w:r>
-      <w:r>
-        <w:rPr>
-          <w:lang w:val="pt_PT" w:bidi="pt_PT"/>
-        </w:rPr>
-        <w:t>sinagoga</w:t>
-      </w:r>
+      <w:hyperlink r:id="rId39">
+        <w:r>
+          <w:rPr>
+            <w:lang w:val="pt_PT" w:bidi="pt_PT"/>
+          </w:rPr>
+          <w:rPr>
+            <w:color w:val="0000EE"/>
+            <w:u w:val="single"/>
+          </w:rPr>
+          <w:t>sinagoga</w:t>
+        </w:r>
+      </w:hyperlink>
       <w:r>
         <w:rPr>
           <w:lang w:val="pt_PT" w:bidi="pt_PT"/>
         </w:rPr>
         <w:t xml:space="preserve">. Jesus e seus </w:t>
       </w:r>
-      <w:r>
-        <w:rPr>
-          <w:lang w:val="pt_PT" w:bidi="pt_PT"/>
-        </w:rPr>
-        <w:t>discípulos</w:t>
-      </w:r>
+      <w:hyperlink r:id="rId40">
+        <w:r>
+          <w:rPr>
+            <w:lang w:val="pt_PT" w:bidi="pt_PT"/>
+          </w:rPr>
+          <w:rPr>
+            <w:color w:val="0000EE"/>
+            <w:u w:val="single"/>
+          </w:rPr>
+          <w:t>discípulos</w:t>
+        </w:r>
+      </w:hyperlink>
       <w:r>
         <w:rPr>
           <w:lang w:val="pt_PT" w:bidi="pt_PT"/>
@@ -597,6 +1773,82 @@
         <w:rPr>
           <w:lang w:val="pt_PT" w:bidi="pt_PT"/>
         </w:rPr>
+        <w:t>hino</w:t>
+      </w:r>
+      <w:r>
+        <w:rPr>
+          <w:lang w:val="pt_PT" w:bidi="pt_PT"/>
+        </w:rPr>
+      </w:r>
+    </w:p>
+    <w:p>
+      <w:pPr>
+        <w:pStyle w:val="Heading4"/>
+      </w:pPr>
+      <w:r>
+        <w:rPr>
+          <w:lang w:val="pt_PT" w:bidi="pt_PT"/>
+        </w:rPr>
+        <w:t>Audio Content</w:t>
+      </w:r>
+      <w:r>
+        <w:rPr>
+          <w:lang w:val="pt_PT" w:bidi="pt_PT"/>
+        </w:rPr>
+      </w:r>
+    </w:p>
+    <w:p>
+      <w:pPr/>
+      <w:r>
+        <w:rPr>
+          <w:lang w:val="pt_PT" w:bidi="pt_PT"/>
+        </w:rPr>
+      </w:r>
+      <w:hyperlink r:id="rId24">
+        <w:r>
+          <w:rPr>
+            <w:lang w:val="pt_PT" w:bidi="pt_PT"/>
+          </w:rPr>
+          <w:rPr>
+            <w:color w:val="0000EE"/>
+            <w:u w:val="single"/>
+          </w:rPr>
+          <w:t>mp3 file</w:t>
+        </w:r>
+      </w:hyperlink>
+      <w:r>
+        <w:rPr>
+          <w:lang w:val="pt_PT" w:bidi="pt_PT"/>
+        </w:rPr>
+        <w:t xml:space="preserve"> (None KB)</w:t>
+      </w:r>
+      <w:r>
+        <w:rPr>
+          <w:lang w:val="pt_PT" w:bidi="pt_PT"/>
+        </w:rPr>
+      </w:r>
+      <w:r>
+        <w:rPr>
+          <w:lang w:val="pt_PT" w:bidi="pt_PT"/>
+        </w:rPr>
+      </w:r>
+    </w:p>
+    <w:p>
+      <w:pPr/>
+      <w:r>
+        <w:rPr>
+          <w:lang w:val="pt_PT" w:bidi="pt_PT"/>
+        </w:rPr>
+      </w:r>
+    </w:p>
+    <w:p>
+      <w:pPr>
+        <w:pStyle w:val="Heading2"/>
+      </w:pPr>
+      <w:r>
+        <w:rPr>
+          <w:lang w:val="pt_PT" w:bidi="pt_PT"/>
+        </w:rPr>
         <w:t>hipocrisia</w:t>
       </w:r>
       <w:r>
@@ -625,12 +1877,18 @@
         </w:rPr>
         <w:t xml:space="preserve"> significa que alguém finge ser bom, mas não é realmente bom. Uma pessoa que diz às pessoas que é importante fazer certas coisas, mas que não as faz, é um hipócrita. Uma pessoa que ensina outras pessoas sobre a </w:t>
       </w:r>
-      <w:r>
-        <w:rPr>
-          <w:lang w:val="pt_PT" w:bidi="pt_PT"/>
-        </w:rPr>
-        <w:t>lei</w:t>
-      </w:r>
+      <w:hyperlink r:id="rId41">
+        <w:r>
+          <w:rPr>
+            <w:lang w:val="pt_PT" w:bidi="pt_PT"/>
+          </w:rPr>
+          <w:rPr>
+            <w:color w:val="0000EE"/>
+            <w:u w:val="single"/>
+          </w:rPr>
+          <w:t>lei</w:t>
+        </w:r>
+      </w:hyperlink>
       <w:r>
         <w:rPr>
           <w:lang w:val="pt_PT" w:bidi="pt_PT"/>
@@ -664,6 +1922,82 @@
         <w:rPr>
           <w:lang w:val="pt_PT" w:bidi="pt_PT"/>
         </w:rPr>
+        <w:t>hipocrisia</w:t>
+      </w:r>
+      <w:r>
+        <w:rPr>
+          <w:lang w:val="pt_PT" w:bidi="pt_PT"/>
+        </w:rPr>
+      </w:r>
+    </w:p>
+    <w:p>
+      <w:pPr>
+        <w:pStyle w:val="Heading4"/>
+      </w:pPr>
+      <w:r>
+        <w:rPr>
+          <w:lang w:val="pt_PT" w:bidi="pt_PT"/>
+        </w:rPr>
+        <w:t>Audio Content</w:t>
+      </w:r>
+      <w:r>
+        <w:rPr>
+          <w:lang w:val="pt_PT" w:bidi="pt_PT"/>
+        </w:rPr>
+      </w:r>
+    </w:p>
+    <w:p>
+      <w:pPr/>
+      <w:r>
+        <w:rPr>
+          <w:lang w:val="pt_PT" w:bidi="pt_PT"/>
+        </w:rPr>
+      </w:r>
+      <w:hyperlink r:id="rId24">
+        <w:r>
+          <w:rPr>
+            <w:lang w:val="pt_PT" w:bidi="pt_PT"/>
+          </w:rPr>
+          <w:rPr>
+            <w:color w:val="0000EE"/>
+            <w:u w:val="single"/>
+          </w:rPr>
+          <w:t>mp3 file</w:t>
+        </w:r>
+      </w:hyperlink>
+      <w:r>
+        <w:rPr>
+          <w:lang w:val="pt_PT" w:bidi="pt_PT"/>
+        </w:rPr>
+        <w:t xml:space="preserve"> (None KB)</w:t>
+      </w:r>
+      <w:r>
+        <w:rPr>
+          <w:lang w:val="pt_PT" w:bidi="pt_PT"/>
+        </w:rPr>
+      </w:r>
+      <w:r>
+        <w:rPr>
+          <w:lang w:val="pt_PT" w:bidi="pt_PT"/>
+        </w:rPr>
+      </w:r>
+    </w:p>
+    <w:p>
+      <w:pPr/>
+      <w:r>
+        <w:rPr>
+          <w:lang w:val="pt_PT" w:bidi="pt_PT"/>
+        </w:rPr>
+      </w:r>
+    </w:p>
+    <w:p>
+      <w:pPr>
+        <w:pStyle w:val="Heading2"/>
+      </w:pPr>
+      <w:r>
+        <w:rPr>
+          <w:lang w:val="pt_PT" w:bidi="pt_PT"/>
+        </w:rPr>
         <w:t>Hosana</w:t>
       </w:r>
       <w:r>
@@ -698,24 +2032,36 @@
         </w:rPr>
         <w:t xml:space="preserve"> significa “salva-nos”. Podemos ouvir essa palavra no Salmo 118. Nesse salmo, o cantor pede a Deus para salvar o povo, e então começa a </w:t>
       </w:r>
-      <w:r>
-        <w:rPr>
-          <w:lang w:val="pt_PT" w:bidi="pt_PT"/>
-        </w:rPr>
-        <w:t>louvar</w:t>
-      </w:r>
+      <w:hyperlink r:id="rId38">
+        <w:r>
+          <w:rPr>
+            <w:lang w:val="pt_PT" w:bidi="pt_PT"/>
+          </w:rPr>
+          <w:rPr>
+            <w:color w:val="0000EE"/>
+            <w:u w:val="single"/>
+          </w:rPr>
+          <w:t>louvar</w:t>
+        </w:r>
+      </w:hyperlink>
       <w:r>
         <w:rPr>
           <w:lang w:val="pt_PT" w:bidi="pt_PT"/>
         </w:rPr>
         <w:t xml:space="preserve"> a Deus. Por causa disso, na época do Novo Testamento o povo usava a palavra Hosana como uma maneira de louvar a Deus com grande alegria, porque eles confiavam que Deus ia </w:t>
       </w:r>
-      <w:r>
-        <w:rPr>
-          <w:lang w:val="pt_PT" w:bidi="pt_PT"/>
-        </w:rPr>
-        <w:t>salvá-los</w:t>
-      </w:r>
+      <w:hyperlink r:id="rId42">
+        <w:r>
+          <w:rPr>
+            <w:lang w:val="pt_PT" w:bidi="pt_PT"/>
+          </w:rPr>
+          <w:rPr>
+            <w:color w:val="0000EE"/>
+            <w:u w:val="single"/>
+          </w:rPr>
+          <w:t>salvá-los</w:t>
+        </w:r>
+      </w:hyperlink>
       <w:r>
         <w:rPr>
           <w:lang w:val="pt_PT" w:bidi="pt_PT"/>
@@ -764,6 +2110,82 @@
           <w:lang w:val="pt_PT" w:bidi="pt_PT"/>
         </w:rPr>
         <w:t>Alguns tradutores escolhem inventar uma palavra em seu próprio idioma que soa como “Hosana”. Se você quer fazer isso, você também pode querer dizer uma vez que essa palavra significa “Deus seja louvado”.</w:t>
+      </w:r>
+      <w:r>
+        <w:rPr>
+          <w:lang w:val="pt_PT" w:bidi="pt_PT"/>
+        </w:rPr>
+      </w:r>
+      <w:r>
+        <w:rPr>
+          <w:lang w:val="pt_PT" w:bidi="pt_PT"/>
+        </w:rPr>
+      </w:r>
+    </w:p>
+    <w:p>
+      <w:pPr/>
+      <w:r>
+        <w:rPr>
+          <w:lang w:val="pt_PT" w:bidi="pt_PT"/>
+        </w:rPr>
+      </w:r>
+    </w:p>
+    <w:p>
+      <w:pPr>
+        <w:pStyle w:val="Heading2"/>
+      </w:pPr>
+      <w:r>
+        <w:rPr>
+          <w:lang w:val="pt_PT" w:bidi="pt_PT"/>
+        </w:rPr>
+        <w:t>Hosana</w:t>
+      </w:r>
+      <w:r>
+        <w:rPr>
+          <w:lang w:val="pt_PT" w:bidi="pt_PT"/>
+        </w:rPr>
+      </w:r>
+    </w:p>
+    <w:p>
+      <w:pPr>
+        <w:pStyle w:val="Heading4"/>
+      </w:pPr>
+      <w:r>
+        <w:rPr>
+          <w:lang w:val="pt_PT" w:bidi="pt_PT"/>
+        </w:rPr>
+        <w:t>Audio Content</w:t>
+      </w:r>
+      <w:r>
+        <w:rPr>
+          <w:lang w:val="pt_PT" w:bidi="pt_PT"/>
+        </w:rPr>
+      </w:r>
+    </w:p>
+    <w:p>
+      <w:pPr/>
+      <w:r>
+        <w:rPr>
+          <w:lang w:val="pt_PT" w:bidi="pt_PT"/>
+        </w:rPr>
+      </w:r>
+      <w:hyperlink r:id="rId24">
+        <w:r>
+          <w:rPr>
+            <w:lang w:val="pt_PT" w:bidi="pt_PT"/>
+          </w:rPr>
+          <w:rPr>
+            <w:color w:val="0000EE"/>
+            <w:u w:val="single"/>
+          </w:rPr>
+          <w:t>mp3 file</w:t>
+        </w:r>
+      </w:hyperlink>
+      <w:r>
+        <w:rPr>
+          <w:lang w:val="pt_PT" w:bidi="pt_PT"/>
+        </w:rPr>
+        <w:t xml:space="preserve"> (None KB)</w:t>
       </w:r>
       <w:r>
         <w:rPr>

--- a/por/docx/008.content.docx
+++ b/por/docx/008.content.docx
@@ -39,80 +39,37 @@
           <w:b/>
           <w:lang w:val="pt_PT" w:bidi="pt_PT"/>
         </w:rPr>
-        <w:t>Familiarization, Internalization, Articulation (Fia) Terms</w:t>
-      </w:r>
-      <w:r>
-        <w:rPr>
-          <w:lang w:val="pt_PT" w:bidi="pt_PT"/>
-        </w:rPr>
-        <w:t xml:space="preserve"> (Portuguese) is based on: </w:t>
-      </w:r>
-      <w:r>
-        <w:rPr>
-          <w:lang w:val="pt_PT" w:bidi="pt_PT"/>
-        </w:rPr>
-        <w:t>Familiarization, Internalization, Articulation (Fia) Terms</w:t>
-      </w:r>
-      <w:r>
-        <w:rPr>
-          <w:lang w:val="pt_PT" w:bidi="pt_PT"/>
-        </w:rPr>
-        <w:t xml:space="preserve">, </w:t>
-      </w:r>
-      <w:hyperlink r:id="rId13">
-        <w:r>
-          <w:rPr>
-            <w:lang w:val="pt_PT" w:bidi="pt_PT"/>
-          </w:rPr>
-          <w:rPr>
-            <w:color w:val="0000EE"/>
-            <w:u w:val="single"/>
-          </w:rPr>
-          <w:t>SRV Partners</w:t>
-        </w:r>
-      </w:hyperlink>
-      <w:r>
-        <w:rPr>
-          <w:lang w:val="pt_PT" w:bidi="pt_PT"/>
-        </w:rPr>
-        <w:t xml:space="preserve">, 2023, which is licensed under a </w:t>
-      </w:r>
-      <w:hyperlink r:id="rId14">
-        <w:r>
-          <w:rPr>
-            <w:lang w:val="pt_PT" w:bidi="pt_PT"/>
-          </w:rPr>
-          <w:rPr>
-            <w:color w:val="0000EE"/>
-            <w:u w:val="single"/>
-          </w:rPr>
-          <w:t>CC BY-SA 4.0 license</w:t>
-        </w:r>
-      </w:hyperlink>
-      <w:r>
-        <w:rPr>
-          <w:lang w:val="pt_PT" w:bidi="pt_PT"/>
-        </w:rPr>
-        <w:t>.</w:t>
-      </w:r>
-      <w:r>
-        <w:rPr>
-          <w:lang w:val="pt_PT" w:bidi="pt_PT"/>
-        </w:rPr>
-      </w:r>
-    </w:p>
-    <w:p>
-      <w:pPr/>
-      <w:r>
-        <w:rPr>
-          <w:lang w:val="pt_PT" w:bidi="pt_PT"/>
-        </w:rPr>
-      </w:r>
-      <w:r>
-        <w:rPr>
-          <w:lang w:val="pt_PT" w:bidi="pt_PT"/>
-        </w:rPr>
-        <w:t>This PDF version is provided under the same license.</w:t>
+        <w:t>Familiarization, Internalization, Articulation (FIA) Key Terms</w:t>
+      </w:r>
+      <w:r>
+        <w:rPr>
+          <w:lang w:val="pt_PT" w:bidi="pt_PT"/>
+        </w:rPr>
+        <w:t xml:space="preserve"> © 2023 SRV Partners Released under CC BY-SA 4.0 license. </w:t>
+      </w:r>
+      <w:r>
+        <w:rPr>
+          <w:lang w:val="pt_PT" w:bidi="pt_PT"/>
+        </w:rPr>
+        <w:t>Familiarization, Internalization, Articulation (FIA) Key Terms</w:t>
+      </w:r>
+      <w:r>
+        <w:rPr>
+          <w:lang w:val="pt_PT" w:bidi="pt_PT"/>
+        </w:rPr>
+        <w:t xml:space="preserve"> has been adapted in the following languages Tok Pisin, عربي, Français, हिंदी, Bahasa Indonesia, Português, Русский, Español, Kiswahili, 简体中文 from </w:t>
+      </w:r>
+      <w:r>
+        <w:rPr>
+          <w:lang w:val="pt_PT" w:bidi="pt_PT"/>
+        </w:rPr>
+        <w:t>Familiarization, Internalization, Articulation (FIA)</w:t>
+      </w:r>
+      <w:r>
+        <w:rPr>
+          <w:lang w:val="pt_PT" w:bidi="pt_PT"/>
+        </w:rPr>
+        <w:t xml:space="preserve"> © 2023 SRV Partners. Released under CC BY-SA 4.0 license by Mission Mutual</w:t>
       </w:r>
       <w:r>
         <w:rPr>
@@ -281,7 +238,7 @@
         </w:rPr>
         <w:t xml:space="preserve">O que acontece com as pessoas depois que elas morrem? Podemos achar isso estranho de ouvir, mas a Bíblia não fala muito claramente sobre isso. A maioria dos cristãos diz que as pessoas que </w:t>
       </w:r>
-      <w:hyperlink r:id="rId15">
+      <w:hyperlink r:id="rId13">
         <w:r>
           <w:rPr>
             <w:lang w:val="pt_PT" w:bidi="pt_PT"/>
@@ -299,7 +256,7 @@
         </w:rPr>
         <w:t xml:space="preserve"> em Jesus vão para o </w:t>
       </w:r>
-      <w:hyperlink r:id="rId16">
+      <w:hyperlink r:id="rId14">
         <w:r>
           <w:rPr>
             <w:lang w:val="pt_PT" w:bidi="pt_PT"/>
@@ -317,7 +274,7 @@
         </w:rPr>
         <w:t xml:space="preserve">, e as pessoas que não acreditam vão para o </w:t>
       </w:r>
-      <w:hyperlink r:id="rId17">
+      <w:hyperlink r:id="rId15">
         <w:r>
           <w:rPr>
             <w:lang w:val="pt_PT" w:bidi="pt_PT"/>
@@ -349,7 +306,7 @@
         </w:rPr>
         <w:t xml:space="preserve">Quando as pessoas no Antigo Testamento falaram sobre o que acontecia com as pessoas depois que elas morrem, elas diziam que as pessoas iam para o submundo, ou </w:t>
       </w:r>
-      <w:hyperlink r:id="rId18">
+      <w:hyperlink r:id="rId16">
         <w:r>
           <w:rPr>
             <w:lang w:val="pt_PT" w:bidi="pt_PT"/>
@@ -395,7 +352,7 @@
         </w:rPr>
         <w:t xml:space="preserve">Jesus disse ao povo que após a morte as pessoas ou irão para o </w:t>
       </w:r>
-      <w:hyperlink r:id="rId19">
+      <w:hyperlink r:id="rId17">
         <w:r>
           <w:rPr>
             <w:lang w:val="pt_PT" w:bidi="pt_PT"/>
@@ -413,7 +370,7 @@
         </w:rPr>
         <w:t xml:space="preserve">, ou elas irão para o inferno. A palavra inferno na língua grega vem do nome do lugar perto de </w:t>
       </w:r>
-      <w:hyperlink r:id="rId20">
+      <w:hyperlink r:id="rId18">
         <w:r>
           <w:rPr>
             <w:lang w:val="pt_PT" w:bidi="pt_PT"/>
@@ -431,7 +388,7 @@
         </w:rPr>
         <w:t xml:space="preserve">, onde em um momento de sua história o povo de </w:t>
       </w:r>
-      <w:hyperlink r:id="rId21">
+      <w:hyperlink r:id="rId19">
         <w:r>
           <w:rPr>
             <w:lang w:val="pt_PT" w:bidi="pt_PT"/>
@@ -463,7 +420,7 @@
         </w:rPr>
         <w:t xml:space="preserve">Jesus ensina que o inferno é também o lugar onde </w:t>
       </w:r>
-      <w:hyperlink r:id="rId22">
+      <w:hyperlink r:id="rId20">
         <w:r>
           <w:rPr>
             <w:lang w:val="pt_PT" w:bidi="pt_PT"/>
@@ -481,7 +438,7 @@
         </w:rPr>
         <w:t xml:space="preserve"> e seus </w:t>
       </w:r>
-      <w:hyperlink r:id="rId23">
+      <w:hyperlink r:id="rId21">
         <w:r>
           <w:rPr>
             <w:lang w:val="pt_PT" w:bidi="pt_PT"/>
@@ -557,7 +514,7 @@
           <w:lang w:val="pt_PT" w:bidi="pt_PT"/>
         </w:rPr>
       </w:r>
-      <w:hyperlink r:id="rId24">
+      <w:hyperlink r:id="rId22">
         <w:r>
           <w:rPr>
             <w:lang w:val="pt_PT" w:bidi="pt_PT"/>
@@ -636,7 +593,7 @@
         </w:rPr>
         <w:t xml:space="preserve"> pode se referir aos </w:t>
       </w:r>
-      <w:hyperlink r:id="rId25">
+      <w:hyperlink r:id="rId23">
         <w:r>
           <w:rPr>
             <w:lang w:val="pt_PT" w:bidi="pt_PT"/>
@@ -654,7 +611,7 @@
         </w:rPr>
         <w:t xml:space="preserve"> de </w:t>
       </w:r>
-      <w:hyperlink r:id="rId26">
+      <w:hyperlink r:id="rId24">
         <w:r>
           <w:rPr>
             <w:lang w:val="pt_PT" w:bidi="pt_PT"/>
@@ -672,7 +629,7 @@
         </w:rPr>
         <w:t xml:space="preserve">. As pessoas chamam os descendentes de Abraão de </w:t>
       </w:r>
-      <w:hyperlink r:id="rId27">
+      <w:hyperlink r:id="rId25">
         <w:r>
           <w:rPr>
             <w:lang w:val="pt_PT" w:bidi="pt_PT"/>
@@ -690,7 +647,7 @@
         </w:rPr>
         <w:t xml:space="preserve">, </w:t>
       </w:r>
-      <w:hyperlink r:id="rId28">
+      <w:hyperlink r:id="rId26">
         <w:r>
           <w:rPr>
             <w:lang w:val="pt_PT" w:bidi="pt_PT"/>
@@ -708,7 +665,7 @@
         </w:rPr>
         <w:t xml:space="preserve"> e às vezes hebreus. Os descendentes de Abraão muitas vezes se referiam a si mesmos como hebreus quando eles estavam falando com </w:t>
       </w:r>
-      <w:hyperlink r:id="rId29">
+      <w:hyperlink r:id="rId27">
         <w:r>
           <w:rPr>
             <w:lang w:val="pt_PT" w:bidi="pt_PT"/>
@@ -798,7 +755,7 @@
           <w:lang w:val="pt_PT" w:bidi="pt_PT"/>
         </w:rPr>
       </w:r>
-      <w:hyperlink r:id="rId24">
+      <w:hyperlink r:id="rId22">
         <w:r>
           <w:rPr>
             <w:lang w:val="pt_PT" w:bidi="pt_PT"/>
@@ -877,7 +834,7 @@
         </w:rPr>
         <w:t xml:space="preserve"> é o nome de uma cidade em </w:t>
       </w:r>
-      <w:hyperlink r:id="rId21">
+      <w:hyperlink r:id="rId19">
         <w:r>
           <w:rPr>
             <w:lang w:val="pt_PT" w:bidi="pt_PT"/>
@@ -909,7 +866,7 @@
         </w:rPr>
         <w:t xml:space="preserve">Antes de o lugar se tornar uma cidade, era um lugar onde </w:t>
       </w:r>
-      <w:hyperlink r:id="rId26">
+      <w:hyperlink r:id="rId24">
         <w:r>
           <w:rPr>
             <w:lang w:val="pt_PT" w:bidi="pt_PT"/>
@@ -941,7 +898,7 @@
         </w:rPr>
         <w:t xml:space="preserve">Muito mais tarde, durante o tempo em que Josué estava levando os </w:t>
       </w:r>
-      <w:hyperlink r:id="rId27">
+      <w:hyperlink r:id="rId25">
         <w:r>
           <w:rPr>
             <w:lang w:val="pt_PT" w:bidi="pt_PT"/>
@@ -973,7 +930,7 @@
         </w:rPr>
         <w:t xml:space="preserve">Novamente muito mais tarde, </w:t>
       </w:r>
-      <w:hyperlink r:id="rId30">
+      <w:hyperlink r:id="rId28">
         <w:r>
           <w:rPr>
             <w:lang w:val="pt_PT" w:bidi="pt_PT"/>
@@ -991,7 +948,7 @@
         </w:rPr>
         <w:t xml:space="preserve"> se tornou </w:t>
       </w:r>
-      <w:hyperlink r:id="rId31">
+      <w:hyperlink r:id="rId29">
         <w:r>
           <w:rPr>
             <w:lang w:val="pt_PT" w:bidi="pt_PT"/>
@@ -1009,7 +966,7 @@
         </w:rPr>
         <w:t xml:space="preserve"> do povo de Judá enquanto vivia em Hebrom. Depois de vários anos, Davi se mudou para </w:t>
       </w:r>
-      <w:hyperlink r:id="rId20">
+      <w:hyperlink r:id="rId18">
         <w:r>
           <w:rPr>
             <w:lang w:val="pt_PT" w:bidi="pt_PT"/>
@@ -1085,7 +1042,7 @@
           <w:lang w:val="pt_PT" w:bidi="pt_PT"/>
         </w:rPr>
       </w:r>
-      <w:hyperlink r:id="rId24">
+      <w:hyperlink r:id="rId22">
         <w:r>
           <w:rPr>
             <w:lang w:val="pt_PT" w:bidi="pt_PT"/>
@@ -1178,7 +1135,7 @@
         </w:rPr>
         <w:t xml:space="preserve">Deus deu uma promessa a </w:t>
       </w:r>
-      <w:hyperlink r:id="rId26">
+      <w:hyperlink r:id="rId24">
         <w:r>
           <w:rPr>
             <w:lang w:val="pt_PT" w:bidi="pt_PT"/>
@@ -1196,7 +1153,7 @@
         </w:rPr>
         <w:t xml:space="preserve"> que Deus </w:t>
       </w:r>
-      <w:hyperlink r:id="rId32">
+      <w:hyperlink r:id="rId30">
         <w:r>
           <w:rPr>
             <w:lang w:val="pt_PT" w:bidi="pt_PT"/>
@@ -1214,7 +1171,7 @@
         </w:rPr>
         <w:t xml:space="preserve"> os </w:t>
       </w:r>
-      <w:hyperlink r:id="rId33">
+      <w:hyperlink r:id="rId31">
         <w:r>
           <w:rPr>
             <w:lang w:val="pt_PT" w:bidi="pt_PT"/>
@@ -1232,7 +1189,7 @@
         </w:rPr>
         <w:t xml:space="preserve"> de Abraão. Os descendentes de Abraão seriam uma bênção para todas as </w:t>
       </w:r>
-      <w:hyperlink r:id="rId34">
+      <w:hyperlink r:id="rId32">
         <w:r>
           <w:rPr>
             <w:lang w:val="pt_PT" w:bidi="pt_PT"/>
@@ -1250,7 +1207,7 @@
         </w:rPr>
         <w:t xml:space="preserve">, e Deus lhes daria uma terra para viver. O herdeiro de Abraão era Isaque. Após a morte de Abraão, o filho de Abraão, Isaque, herdou essa promessa. Isso significa que o que Deus havia prometido a Abraão agora também era uma promessa para Isaque. E após a morte de Isaque, o filho de Isaque, Jacó, herdou essa promessa. E por meio de Jacó, todos os </w:t>
       </w:r>
-      <w:hyperlink r:id="rId27">
+      <w:hyperlink r:id="rId25">
         <w:r>
           <w:rPr>
             <w:lang w:val="pt_PT" w:bidi="pt_PT"/>
@@ -1296,7 +1253,7 @@
         </w:rPr>
         <w:t xml:space="preserve">O Novo Testamento também diz que Jesus é o herdeiro de todas as coisas. Jesus é o </w:t>
       </w:r>
-      <w:hyperlink r:id="rId35">
+      <w:hyperlink r:id="rId33">
         <w:r>
           <w:rPr>
             <w:lang w:val="pt_PT" w:bidi="pt_PT"/>
@@ -1314,7 +1271,7 @@
         </w:rPr>
         <w:t xml:space="preserve">. Agora sabemos, é claro, que Deus, o pai, nunca morrerá, então isso não significa que Jesus herdará essas coisas depois que Deus morre. Quando a Bíblia diz que Jesus é o herdeiro, isso significa que tudo pertence legitimamente a Jesus. O mundo inteiro pertence a Jesus, e o </w:t>
       </w:r>
-      <w:hyperlink r:id="rId19">
+      <w:hyperlink r:id="rId17">
         <w:r>
           <w:rPr>
             <w:lang w:val="pt_PT" w:bidi="pt_PT"/>
@@ -1346,7 +1303,7 @@
         </w:rPr>
         <w:t xml:space="preserve">O Novo Testamento também chama as pessoas que </w:t>
       </w:r>
-      <w:hyperlink r:id="rId15">
+      <w:hyperlink r:id="rId13">
         <w:r>
           <w:rPr>
             <w:lang w:val="pt_PT" w:bidi="pt_PT"/>
@@ -1364,7 +1321,7 @@
         </w:rPr>
         <w:t xml:space="preserve"> em Jesus de “companheiros herdeiros” com Jesus. Jesus está compartilhando sua herança com todas as pessoas que confiam nele como </w:t>
       </w:r>
-      <w:hyperlink r:id="rId36">
+      <w:hyperlink r:id="rId34">
         <w:r>
           <w:rPr>
             <w:lang w:val="pt_PT" w:bidi="pt_PT"/>
@@ -1440,7 +1397,7 @@
           <w:lang w:val="pt_PT" w:bidi="pt_PT"/>
         </w:rPr>
       </w:r>
-      <w:hyperlink r:id="rId24">
+      <w:hyperlink r:id="rId22">
         <w:r>
           <w:rPr>
             <w:lang w:val="pt_PT" w:bidi="pt_PT"/>
@@ -1519,7 +1476,7 @@
         </w:rPr>
         <w:t xml:space="preserve"> significa um grupo de pessoas que apoiavam o governo da família herodiana — o que significa o rei Herodes, seu filho Herodes e seu neto Herodes. O governo romano havia nomeado esses governantes, e então os herodianos também eram favoráveis ao governo romano. Dessa maneira eles eram o contrário dos </w:t>
       </w:r>
-      <w:hyperlink r:id="rId37">
+      <w:hyperlink r:id="rId35">
         <w:r>
           <w:rPr>
             <w:lang w:val="pt_PT" w:bidi="pt_PT"/>
@@ -1595,7 +1552,7 @@
           <w:lang w:val="pt_PT" w:bidi="pt_PT"/>
         </w:rPr>
       </w:r>
-      <w:hyperlink r:id="rId24">
+      <w:hyperlink r:id="rId22">
         <w:r>
           <w:rPr>
             <w:lang w:val="pt_PT" w:bidi="pt_PT"/>
@@ -1674,7 +1631,7 @@
         </w:rPr>
         <w:t xml:space="preserve"> é uma canção de </w:t>
       </w:r>
-      <w:hyperlink r:id="rId38">
+      <w:hyperlink r:id="rId36">
         <w:r>
           <w:rPr>
             <w:lang w:val="pt_PT" w:bidi="pt_PT"/>
@@ -1692,7 +1649,7 @@
         </w:rPr>
         <w:t xml:space="preserve"> a Deus. O povo </w:t>
       </w:r>
-      <w:hyperlink r:id="rId28">
+      <w:hyperlink r:id="rId26">
         <w:r>
           <w:rPr>
             <w:lang w:val="pt_PT" w:bidi="pt_PT"/>
@@ -1710,7 +1667,7 @@
         </w:rPr>
         <w:t xml:space="preserve"> geralmente fazia as canções no estilo dos salmos. O povo judeu cantava louvores a Deus quando eles se encontravam na </w:t>
       </w:r>
-      <w:hyperlink r:id="rId39">
+      <w:hyperlink r:id="rId37">
         <w:r>
           <w:rPr>
             <w:lang w:val="pt_PT" w:bidi="pt_PT"/>
@@ -1728,7 +1685,7 @@
         </w:rPr>
         <w:t xml:space="preserve">. Jesus e seus </w:t>
       </w:r>
-      <w:hyperlink r:id="rId40">
+      <w:hyperlink r:id="rId38">
         <w:r>
           <w:rPr>
             <w:lang w:val="pt_PT" w:bidi="pt_PT"/>
@@ -1804,7 +1761,7 @@
           <w:lang w:val="pt_PT" w:bidi="pt_PT"/>
         </w:rPr>
       </w:r>
-      <w:hyperlink r:id="rId24">
+      <w:hyperlink r:id="rId22">
         <w:r>
           <w:rPr>
             <w:lang w:val="pt_PT" w:bidi="pt_PT"/>
@@ -1877,7 +1834,7 @@
         </w:rPr>
         <w:t xml:space="preserve"> significa que alguém finge ser bom, mas não é realmente bom. Uma pessoa que diz às pessoas que é importante fazer certas coisas, mas que não as faz, é um hipócrita. Uma pessoa que ensina outras pessoas sobre a </w:t>
       </w:r>
-      <w:hyperlink r:id="rId41">
+      <w:hyperlink r:id="rId39">
         <w:r>
           <w:rPr>
             <w:lang w:val="pt_PT" w:bidi="pt_PT"/>
@@ -1953,7 +1910,7 @@
           <w:lang w:val="pt_PT" w:bidi="pt_PT"/>
         </w:rPr>
       </w:r>
-      <w:hyperlink r:id="rId24">
+      <w:hyperlink r:id="rId22">
         <w:r>
           <w:rPr>
             <w:lang w:val="pt_PT" w:bidi="pt_PT"/>
@@ -2032,7 +1989,7 @@
         </w:rPr>
         <w:t xml:space="preserve"> significa “salva-nos”. Podemos ouvir essa palavra no Salmo 118. Nesse salmo, o cantor pede a Deus para salvar o povo, e então começa a </w:t>
       </w:r>
-      <w:hyperlink r:id="rId38">
+      <w:hyperlink r:id="rId36">
         <w:r>
           <w:rPr>
             <w:lang w:val="pt_PT" w:bidi="pt_PT"/>
@@ -2050,7 +2007,7 @@
         </w:rPr>
         <w:t xml:space="preserve"> a Deus. Por causa disso, na época do Novo Testamento o povo usava a palavra Hosana como uma maneira de louvar a Deus com grande alegria, porque eles confiavam que Deus ia </w:t>
       </w:r>
-      <w:hyperlink r:id="rId42">
+      <w:hyperlink r:id="rId40">
         <w:r>
           <w:rPr>
             <w:lang w:val="pt_PT" w:bidi="pt_PT"/>
@@ -2169,7 +2126,7 @@
           <w:lang w:val="pt_PT" w:bidi="pt_PT"/>
         </w:rPr>
       </w:r>
-      <w:hyperlink r:id="rId24">
+      <w:hyperlink r:id="rId22">
         <w:r>
           <w:rPr>
             <w:lang w:val="pt_PT" w:bidi="pt_PT"/>

--- a/por/docx/008.content.docx
+++ b/por/docx/008.content.docx
@@ -45,7 +45,7 @@
         <w:rPr>
           <w:lang w:val="pt_PT" w:bidi="pt_PT"/>
         </w:rPr>
-        <w:t xml:space="preserve"> © 2023 SRV Partners Released under CC BY-SA 4.0 license. </w:t>
+        <w:t xml:space="preserve"> © 2025 Word Collective Released under CC BY-SA 4.0 license. </w:t>
       </w:r>
       <w:r>
         <w:rPr>
@@ -69,7 +69,7 @@
         <w:rPr>
           <w:lang w:val="pt_PT" w:bidi="pt_PT"/>
         </w:rPr>
-        <w:t xml:space="preserve"> © 2023 SRV Partners. Released under CC BY-SA 4.0 license by Mission Mutual</w:t>
+        <w:t xml:space="preserve"> © 2025 Word Collective. Released under CC BY-SA 4.0 license by Mission Mutual</w:t>
       </w:r>
       <w:r>
         <w:rPr>
